--- a/src/db/seed-data/docs/module15-prompt-kling.docx
+++ b/src/db/seed-data/docs/module15-prompt-kling.docx
@@ -172,7 +172,7 @@
           <w:color w:val="6B7280"/>
           <w:sz w:val="20"/>
         </w:rPr>
-        <w:t xml:space="preserve">Thay các phần [trong ngoặc vuông] bằng thông tin của bạn.</w:t>
+        <w:t xml:space="preserve">Thay các phần [trong ngoặc vuông] bằng thông tin của bạn. Khi dán vào công cụ AI nên dùng bản tiếng Anh (EN); bản dịch tiếng Việt giúp hiểu nội dung.</w:t>
       </w:r>
     </w:p>
     <w:p>
@@ -190,6 +190,19 @@
     </w:p>
     <w:p>
       <w:pPr>
+        <w:spacing w:before="0" w:after="40"/>
+      </w:pPr>
+      <w:r>
+        <w:rPr>
+          <w:b/>
+          <w:color w:val="6B7280"/>
+          <w:sz w:val="18"/>
+        </w:rPr>
+        <w:t xml:space="preserve">EN – Prompt gốc</w:t>
+      </w:r>
+    </w:p>
+    <w:p>
+      <w:pPr>
         <w:spacing w:before="0" w:after="0"/>
         <w:shd w:val="clear" w:color="auto" w:fill="F3F4F6"/>
         <w:ind w:left="200" w:right="200"/>
@@ -270,6 +283,97 @@
           <w:sz w:val="21"/>
         </w:rPr>
         <w:t xml:space="preserve">Negative prompt: distorted face, morphing, extra fingers, flickering, blurry, text, watermark</w:t>
+      </w:r>
+    </w:p>
+    <w:p>
+      <w:pPr>
+        <w:spacing w:before="120" w:after="40"/>
+      </w:pPr>
+      <w:r>
+        <w:rPr>
+          <w:b/>
+          <w:color w:val="047857"/>
+          <w:sz w:val="18"/>
+        </w:rPr>
+        <w:t xml:space="preserve">VI – Bản dịch tiếng Việt</w:t>
+      </w:r>
+    </w:p>
+    <w:p>
+      <w:pPr>
+        <w:spacing w:before="0" w:after="0"/>
+        <w:shd w:val="clear" w:color="auto" w:fill="ECFDF5"/>
+        <w:ind w:left="200" w:right="200"/>
+      </w:pPr>
+      <w:r>
+        <w:rPr>
+          <w:sz w:val="21"/>
+        </w:rPr>
+        <w:t xml:space="preserve">[Nhân vật] từ từ quay đầu về phía máy quay và nở nụ cười nhẹ, mái tóc khẽ bay trong gió. Cô ấy chớp mắt tự nhiên.</w:t>
+      </w:r>
+    </w:p>
+    <w:p>
+      <w:pPr>
+        <w:spacing w:before="0" w:after="0"/>
+        <w:shd w:val="clear" w:color="auto" w:fill="ECFDF5"/>
+        <w:ind w:left="200" w:right="200"/>
+      </w:pPr>
+      <w:r>
+        <w:rPr>
+          <w:sz w:val="21"/>
+        </w:rPr>
+        <w:t xml:space="preserve">Máy quay: tiến vào rất chậm.</w:t>
+      </w:r>
+    </w:p>
+    <w:p>
+      <w:pPr>
+        <w:spacing w:before="0" w:after="0"/>
+        <w:shd w:val="clear" w:color="auto" w:fill="ECFDF5"/>
+        <w:ind w:left="200" w:right="200"/>
+      </w:pPr>
+      <w:r>
+        <w:rPr>
+          <w:sz w:val="21"/>
+        </w:rPr>
+        <w:t xml:space="preserve">Ánh sáng giữ nhất quán, mềm và ấm.</w:t>
+      </w:r>
+    </w:p>
+    <w:p>
+      <w:pPr>
+        <w:spacing w:before="0" w:after="0"/>
+        <w:shd w:val="clear" w:color="auto" w:fill="ECFDF5"/>
+        <w:ind w:left="200" w:right="200"/>
+      </w:pPr>
+      <w:r>
+        <w:rPr>
+          <w:sz w:val="21"/>
+        </w:rPr>
+        <w:t xml:space="preserve">Chân thực, chuyển động tự nhiên tinh tế.</w:t>
+      </w:r>
+    </w:p>
+    <w:p>
+      <w:pPr>
+        <w:spacing w:before="0" w:after="0"/>
+        <w:shd w:val="clear" w:color="auto" w:fill="ECFDF5"/>
+        <w:ind w:left="200" w:right="200"/>
+      </w:pPr>
+      <w:r>
+        <w:rPr>
+          <w:sz w:val="21"/>
+        </w:rPr>
+        <w:t xml:space="preserve"> </w:t>
+      </w:r>
+    </w:p>
+    <w:p>
+      <w:pPr>
+        <w:spacing w:before="0" w:after="0"/>
+        <w:shd w:val="clear" w:color="auto" w:fill="ECFDF5"/>
+        <w:ind w:left="200" w:right="200"/>
+      </w:pPr>
+      <w:r>
+        <w:rPr>
+          <w:sz w:val="21"/>
+        </w:rPr>
+        <w:t xml:space="preserve">Negative prompt (những thứ cần tránh): mặt biến dạng, biến hình, thừa ngón tay, nhấp nháy, mờ, chữ, watermark</w:t>
       </w:r>
     </w:p>
     <w:p>
@@ -287,6 +391,19 @@
     </w:p>
     <w:p>
       <w:pPr>
+        <w:spacing w:before="0" w:after="40"/>
+      </w:pPr>
+      <w:r>
+        <w:rPr>
+          <w:b/>
+          <w:color w:val="6B7280"/>
+          <w:sz w:val="18"/>
+        </w:rPr>
+        <w:t xml:space="preserve">EN – Prompt gốc</w:t>
+      </w:r>
+    </w:p>
+    <w:p>
+      <w:pPr>
         <w:spacing w:before="0" w:after="0"/>
         <w:shd w:val="clear" w:color="auto" w:fill="F3F4F6"/>
         <w:ind w:left="200" w:right="200"/>
@@ -367,6 +484,97 @@
           <w:sz w:val="21"/>
         </w:rPr>
         <w:t xml:space="preserve">Negative prompt: deformed hands, unnatural walk, morphing clothes, blurry, text</w:t>
+      </w:r>
+    </w:p>
+    <w:p>
+      <w:pPr>
+        <w:spacing w:before="120" w:after="40"/>
+      </w:pPr>
+      <w:r>
+        <w:rPr>
+          <w:b/>
+          <w:color w:val="047857"/>
+          <w:sz w:val="18"/>
+        </w:rPr>
+        <w:t xml:space="preserve">VI – Bản dịch tiếng Việt</w:t>
+      </w:r>
+    </w:p>
+    <w:p>
+      <w:pPr>
+        <w:spacing w:before="0" w:after="0"/>
+        <w:shd w:val="clear" w:color="auto" w:fill="ECFDF5"/>
+        <w:ind w:left="200" w:right="200"/>
+      </w:pPr>
+      <w:r>
+        <w:rPr>
+          <w:sz w:val="21"/>
+        </w:rPr>
+        <w:t xml:space="preserve">Một người mẫu nữ Việt Nam cao ráo mặc [trang phục: áo dài lụa đỏ bay bổng] tự tin bước về phía máy quay trên [bối cảnh: sàn diễn trắng tối giản], vạt áo tung bay thanh lịch theo từng bước chân.</w:t>
+      </w:r>
+    </w:p>
+    <w:p>
+      <w:pPr>
+        <w:spacing w:before="0" w:after="0"/>
+        <w:shd w:val="clear" w:color="auto" w:fill="ECFDF5"/>
+        <w:ind w:left="200" w:right="200"/>
+      </w:pPr>
+      <w:r>
+        <w:rPr>
+          <w:sz w:val="21"/>
+        </w:rPr>
+        <w:t xml:space="preserve">Máy quay: lùi chậm theo người mẫu ngang tầm mắt, giữ cô ở giữa khung.</w:t>
+      </w:r>
+    </w:p>
+    <w:p>
+      <w:pPr>
+        <w:spacing w:before="0" w:after="0"/>
+        <w:shd w:val="clear" w:color="auto" w:fill="ECFDF5"/>
+        <w:ind w:left="200" w:right="200"/>
+      </w:pPr>
+      <w:r>
+        <w:rPr>
+          <w:sz w:val="21"/>
+        </w:rPr>
+        <w:t xml:space="preserve">Ánh sáng: đèn sân khấu thời trang sáng rực, bóng mềm.</w:t>
+      </w:r>
+    </w:p>
+    <w:p>
+      <w:pPr>
+        <w:spacing w:before="0" w:after="0"/>
+        <w:shd w:val="clear" w:color="auto" w:fill="ECFDF5"/>
+        <w:ind w:left="200" w:right="200"/>
+      </w:pPr>
+      <w:r>
+        <w:rPr>
+          <w:sz w:val="21"/>
+        </w:rPr>
+        <w:t xml:space="preserve">Phong cách: phim thời trang cao cấp, điện ảnh, 4K, chuyển động mượt.</w:t>
+      </w:r>
+    </w:p>
+    <w:p>
+      <w:pPr>
+        <w:spacing w:before="0" w:after="0"/>
+        <w:shd w:val="clear" w:color="auto" w:fill="ECFDF5"/>
+        <w:ind w:left="200" w:right="200"/>
+      </w:pPr>
+      <w:r>
+        <w:rPr>
+          <w:sz w:val="21"/>
+        </w:rPr>
+        <w:t xml:space="preserve"> </w:t>
+      </w:r>
+    </w:p>
+    <w:p>
+      <w:pPr>
+        <w:spacing w:before="0" w:after="0"/>
+        <w:shd w:val="clear" w:color="auto" w:fill="ECFDF5"/>
+        <w:ind w:left="200" w:right="200"/>
+      </w:pPr>
+      <w:r>
+        <w:rPr>
+          <w:sz w:val="21"/>
+        </w:rPr>
+        <w:t xml:space="preserve">Negative prompt: tay biến dạng, dáng đi không tự nhiên, quần áo biến hình, mờ, chữ</w:t>
       </w:r>
     </w:p>
     <w:p>
@@ -384,6 +592,19 @@
     </w:p>
     <w:p>
       <w:pPr>
+        <w:spacing w:before="0" w:after="40"/>
+      </w:pPr>
+      <w:r>
+        <w:rPr>
+          <w:b/>
+          <w:color w:val="6B7280"/>
+          <w:sz w:val="18"/>
+        </w:rPr>
+        <w:t xml:space="preserve">EN – Prompt gốc</w:t>
+      </w:r>
+    </w:p>
+    <w:p>
+      <w:pPr>
         <w:spacing w:before="0" w:after="0"/>
         <w:shd w:val="clear" w:color="auto" w:fill="F3F4F6"/>
         <w:ind w:left="200" w:right="200"/>
@@ -464,6 +685,97 @@
           <w:sz w:val="21"/>
         </w:rPr>
         <w:t xml:space="preserve">Negative prompt: product shape change, label distortion, flickering, extra objects</w:t>
+      </w:r>
+    </w:p>
+    <w:p>
+      <w:pPr>
+        <w:spacing w:before="120" w:after="40"/>
+      </w:pPr>
+      <w:r>
+        <w:rPr>
+          <w:b/>
+          <w:color w:val="047857"/>
+          <w:sz w:val="18"/>
+        </w:rPr>
+        <w:t xml:space="preserve">VI – Bản dịch tiếng Việt</w:t>
+      </w:r>
+    </w:p>
+    <w:p>
+      <w:pPr>
+        <w:spacing w:before="0" w:after="0"/>
+        <w:shd w:val="clear" w:color="auto" w:fill="ECFDF5"/>
+        <w:ind w:left="200" w:right="200"/>
+      </w:pPr>
+      <w:r>
+        <w:rPr>
+          <w:sz w:val="21"/>
+        </w:rPr>
+        <w:t xml:space="preserve">Khung đầu: hộp quà đóng kín trên bàn. Khung cuối: [sản phẩm] lơ lửng phía trên hộp đã mở.</w:t>
+      </w:r>
+    </w:p>
+    <w:p>
+      <w:pPr>
+        <w:spacing w:before="0" w:after="0"/>
+        <w:shd w:val="clear" w:color="auto" w:fill="ECFDF5"/>
+        <w:ind w:left="200" w:right="200"/>
+      </w:pPr>
+      <w:r>
+        <w:rPr>
+          <w:sz w:val="21"/>
+        </w:rPr>
+        <w:t xml:space="preserve">Nắp hộp bật mở, ánh sáng vàng dịu bừng lên, [sản phẩm] từ từ bay lên và lơ lửng phía trên hộp trong khi các hạt lấp lánh xoáy quanh.</w:t>
+      </w:r>
+    </w:p>
+    <w:p>
+      <w:pPr>
+        <w:spacing w:before="0" w:after="0"/>
+        <w:shd w:val="clear" w:color="auto" w:fill="ECFDF5"/>
+        <w:ind w:left="200" w:right="200"/>
+      </w:pPr>
+      <w:r>
+        <w:rPr>
+          <w:sz w:val="21"/>
+        </w:rPr>
+        <w:t xml:space="preserve">Máy quay: tiến vào chậm nhẹ.</w:t>
+      </w:r>
+    </w:p>
+    <w:p>
+      <w:pPr>
+        <w:spacing w:before="0" w:after="0"/>
+        <w:shd w:val="clear" w:color="auto" w:fill="ECFDF5"/>
+        <w:ind w:left="200" w:right="200"/>
+      </w:pPr>
+      <w:r>
+        <w:rPr>
+          <w:sz w:val="21"/>
+        </w:rPr>
+        <w:t xml:space="preserve">Phong cách: quảng cáo kỳ ảo, mượt mà, cao cấp.</w:t>
+      </w:r>
+    </w:p>
+    <w:p>
+      <w:pPr>
+        <w:spacing w:before="0" w:after="0"/>
+        <w:shd w:val="clear" w:color="auto" w:fill="ECFDF5"/>
+        <w:ind w:left="200" w:right="200"/>
+      </w:pPr>
+      <w:r>
+        <w:rPr>
+          <w:sz w:val="21"/>
+        </w:rPr>
+        <w:t xml:space="preserve"> </w:t>
+      </w:r>
+    </w:p>
+    <w:p>
+      <w:pPr>
+        <w:spacing w:before="0" w:after="0"/>
+        <w:shd w:val="clear" w:color="auto" w:fill="ECFDF5"/>
+        <w:ind w:left="200" w:right="200"/>
+      </w:pPr>
+      <w:r>
+        <w:rPr>
+          <w:sz w:val="21"/>
+        </w:rPr>
+        <w:t xml:space="preserve">Negative prompt: thay đổi hình dạng sản phẩm, méo nhãn, nhấp nháy, thêm vật thể</w:t>
       </w:r>
     </w:p>
     <w:p>
@@ -481,6 +793,19 @@
     </w:p>
     <w:p>
       <w:pPr>
+        <w:spacing w:before="0" w:after="40"/>
+      </w:pPr>
+      <w:r>
+        <w:rPr>
+          <w:b/>
+          <w:color w:val="6B7280"/>
+          <w:sz w:val="18"/>
+        </w:rPr>
+        <w:t xml:space="preserve">EN – Prompt gốc</w:t>
+      </w:r>
+    </w:p>
+    <w:p>
+      <w:pPr>
         <w:spacing w:before="0" w:after="0"/>
         <w:shd w:val="clear" w:color="auto" w:fill="F3F4F6"/>
         <w:ind w:left="200" w:right="200"/>
@@ -561,6 +886,97 @@
           <w:sz w:val="21"/>
         </w:rPr>
         <w:t xml:space="preserve">Negative prompt: distorted body, extra legs, frozen motion, blurry face</w:t>
+      </w:r>
+    </w:p>
+    <w:p>
+      <w:pPr>
+        <w:spacing w:before="120" w:after="40"/>
+      </w:pPr>
+      <w:r>
+        <w:rPr>
+          <w:b/>
+          <w:color w:val="047857"/>
+          <w:sz w:val="18"/>
+        </w:rPr>
+        <w:t xml:space="preserve">VI – Bản dịch tiếng Việt</w:t>
+      </w:r>
+    </w:p>
+    <w:p>
+      <w:pPr>
+        <w:spacing w:before="0" w:after="0"/>
+        <w:shd w:val="clear" w:color="auto" w:fill="ECFDF5"/>
+        <w:ind w:left="200" w:right="200"/>
+      </w:pPr>
+      <w:r>
+        <w:rPr>
+          <w:sz w:val="21"/>
+        </w:rPr>
+        <w:t xml:space="preserve">Một chàng trai mặc áo khoác đen chạy qua [bối cảnh: con hẻm ngập ánh neon trong đêm mưa], giẫm tung nước trên các vũng, mưa rơi nặng hạt, ánh neon phản chiếu trên mặt đất ướt.</w:t>
+      </w:r>
+    </w:p>
+    <w:p>
+      <w:pPr>
+        <w:spacing w:before="0" w:after="0"/>
+        <w:shd w:val="clear" w:color="auto" w:fill="ECFDF5"/>
+        <w:ind w:left="200" w:right="200"/>
+      </w:pPr>
+      <w:r>
+        <w:rPr>
+          <w:sz w:val="21"/>
+        </w:rPr>
+        <w:t xml:space="preserve">Máy quay: cầm tay bám theo từ bên cạnh, nhòe chuyển động nhẹ.</w:t>
+      </w:r>
+    </w:p>
+    <w:p>
+      <w:pPr>
+        <w:spacing w:before="0" w:after="0"/>
+        <w:shd w:val="clear" w:color="auto" w:fill="ECFDF5"/>
+        <w:ind w:left="200" w:right="200"/>
+      </w:pPr>
+      <w:r>
+        <w:rPr>
+          <w:sz w:val="21"/>
+        </w:rPr>
+        <w:t xml:space="preserve">Ánh sáng: neon hồng và xanh, viền sáng mạnh, tương phản điện ảnh.</w:t>
+      </w:r>
+    </w:p>
+    <w:p>
+      <w:pPr>
+        <w:spacing w:before="0" w:after="0"/>
+        <w:shd w:val="clear" w:color="auto" w:fill="ECFDF5"/>
+        <w:ind w:left="200" w:right="200"/>
+      </w:pPr>
+      <w:r>
+        <w:rPr>
+          <w:sz w:val="21"/>
+        </w:rPr>
+        <w:t xml:space="preserve">Phong cách: phim hành động, kịch tính, 24fps.</w:t>
+      </w:r>
+    </w:p>
+    <w:p>
+      <w:pPr>
+        <w:spacing w:before="0" w:after="0"/>
+        <w:shd w:val="clear" w:color="auto" w:fill="ECFDF5"/>
+        <w:ind w:left="200" w:right="200"/>
+      </w:pPr>
+      <w:r>
+        <w:rPr>
+          <w:sz w:val="21"/>
+        </w:rPr>
+        <w:t xml:space="preserve"> </w:t>
+      </w:r>
+    </w:p>
+    <w:p>
+      <w:pPr>
+        <w:spacing w:before="0" w:after="0"/>
+        <w:shd w:val="clear" w:color="auto" w:fill="ECFDF5"/>
+        <w:ind w:left="200" w:right="200"/>
+      </w:pPr>
+      <w:r>
+        <w:rPr>
+          <w:sz w:val="21"/>
+        </w:rPr>
+        <w:t xml:space="preserve">Negative prompt: cơ thể biến dạng, thừa chân, chuyển động đứng hình, mặt mờ</w:t>
       </w:r>
     </w:p>
     <w:p>
@@ -578,6 +994,19 @@
     </w:p>
     <w:p>
       <w:pPr>
+        <w:spacing w:before="0" w:after="40"/>
+      </w:pPr>
+      <w:r>
+        <w:rPr>
+          <w:b/>
+          <w:color w:val="6B7280"/>
+          <w:sz w:val="18"/>
+        </w:rPr>
+        <w:t xml:space="preserve">EN – Prompt gốc</w:t>
+      </w:r>
+    </w:p>
+    <w:p>
+      <w:pPr>
         <w:spacing w:before="0" w:after="0"/>
         <w:shd w:val="clear" w:color="auto" w:fill="F3F4F6"/>
         <w:ind w:left="200" w:right="200"/>
@@ -658,6 +1087,97 @@
           <w:sz w:val="21"/>
         </w:rPr>
         <w:t xml:space="preserve">Negative prompt: deformed animal, extra legs, morphing, blurry</w:t>
+      </w:r>
+    </w:p>
+    <w:p>
+      <w:pPr>
+        <w:spacing w:before="120" w:after="40"/>
+      </w:pPr>
+      <w:r>
+        <w:rPr>
+          <w:b/>
+          <w:color w:val="047857"/>
+          <w:sz w:val="18"/>
+        </w:rPr>
+        <w:t xml:space="preserve">VI – Bản dịch tiếng Việt</w:t>
+      </w:r>
+    </w:p>
+    <w:p>
+      <w:pPr>
+        <w:spacing w:before="0" w:after="0"/>
+        <w:shd w:val="clear" w:color="auto" w:fill="ECFDF5"/>
+        <w:ind w:left="200" w:right="200"/>
+      </w:pPr>
+      <w:r>
+        <w:rPr>
+          <w:sz w:val="21"/>
+        </w:rPr>
+        <w:t xml:space="preserve">Một [con vật: chú chó golden retriever con] lông xù [hành động: đeo kính râm tí hon, ngồi trên ván lướt và lướt một con sóng nhỏ] ở [bối cảnh: bãi biển nhiệt đới đầy nắng], đuôi vẫy vui vẻ.</w:t>
+      </w:r>
+    </w:p>
+    <w:p>
+      <w:pPr>
+        <w:spacing w:before="0" w:after="0"/>
+        <w:shd w:val="clear" w:color="auto" w:fill="ECFDF5"/>
+        <w:ind w:left="200" w:right="200"/>
+      </w:pPr>
+      <w:r>
+        <w:rPr>
+          <w:sz w:val="21"/>
+        </w:rPr>
+        <w:t xml:space="preserve">Máy quay: góc thấp bám theo, nước bắn về phía ống kính.</w:t>
+      </w:r>
+    </w:p>
+    <w:p>
+      <w:pPr>
+        <w:spacing w:before="0" w:after="0"/>
+        <w:shd w:val="clear" w:color="auto" w:fill="ECFDF5"/>
+        <w:ind w:left="200" w:right="200"/>
+      </w:pPr>
+      <w:r>
+        <w:rPr>
+          <w:sz w:val="21"/>
+        </w:rPr>
+        <w:t xml:space="preserve">Ánh sáng: nắng trưa rực rỡ, mặt nước lấp lánh.</w:t>
+      </w:r>
+    </w:p>
+    <w:p>
+      <w:pPr>
+        <w:spacing w:before="0" w:after="0"/>
+        <w:shd w:val="clear" w:color="auto" w:fill="ECFDF5"/>
+        <w:ind w:left="200" w:right="200"/>
+      </w:pPr>
+      <w:r>
+        <w:rPr>
+          <w:sz w:val="21"/>
+        </w:rPr>
+        <w:t xml:space="preserve">Phong cách: hài hước, chân thực, chi tiết cao, chuyển động mượt.</w:t>
+      </w:r>
+    </w:p>
+    <w:p>
+      <w:pPr>
+        <w:spacing w:before="0" w:after="0"/>
+        <w:shd w:val="clear" w:color="auto" w:fill="ECFDF5"/>
+        <w:ind w:left="200" w:right="200"/>
+      </w:pPr>
+      <w:r>
+        <w:rPr>
+          <w:sz w:val="21"/>
+        </w:rPr>
+        <w:t xml:space="preserve"> </w:t>
+      </w:r>
+    </w:p>
+    <w:p>
+      <w:pPr>
+        <w:spacing w:before="0" w:after="0"/>
+        <w:shd w:val="clear" w:color="auto" w:fill="ECFDF5"/>
+        <w:ind w:left="200" w:right="200"/>
+      </w:pPr>
+      <w:r>
+        <w:rPr>
+          <w:sz w:val="21"/>
+        </w:rPr>
+        <w:t xml:space="preserve">Negative prompt: con vật biến dạng, thừa chân, biến hình, mờ</w:t>
       </w:r>
     </w:p>
     <w:p>
@@ -675,6 +1195,19 @@
     </w:p>
     <w:p>
       <w:pPr>
+        <w:spacing w:before="0" w:after="40"/>
+      </w:pPr>
+      <w:r>
+        <w:rPr>
+          <w:b/>
+          <w:color w:val="6B7280"/>
+          <w:sz w:val="18"/>
+        </w:rPr>
+        <w:t xml:space="preserve">EN – Prompt gốc</w:t>
+      </w:r>
+    </w:p>
+    <w:p>
+      <w:pPr>
         <w:spacing w:before="0" w:after="0"/>
         <w:shd w:val="clear" w:color="auto" w:fill="F3F4F6"/>
         <w:ind w:left="200" w:right="200"/>
@@ -741,6 +1274,84 @@
           <w:sz w:val="21"/>
         </w:rPr>
         <w:t xml:space="preserve">Negative prompt: flickering, jitter, distorted terrain</w:t>
+      </w:r>
+    </w:p>
+    <w:p>
+      <w:pPr>
+        <w:spacing w:before="120" w:after="40"/>
+      </w:pPr>
+      <w:r>
+        <w:rPr>
+          <w:b/>
+          <w:color w:val="047857"/>
+          <w:sz w:val="18"/>
+        </w:rPr>
+        <w:t xml:space="preserve">VI – Bản dịch tiếng Việt</w:t>
+      </w:r>
+    </w:p>
+    <w:p>
+      <w:pPr>
+        <w:spacing w:before="0" w:after="0"/>
+        <w:shd w:val="clear" w:color="auto" w:fill="ECFDF5"/>
+        <w:ind w:left="200" w:right="200"/>
+      </w:pPr>
+      <w:r>
+        <w:rPr>
+          <w:sz w:val="21"/>
+        </w:rPr>
+        <w:t xml:space="preserve">Timelapse cảnh [bối cảnh: mây cuộn qua các đỉnh núi Fansipan], mây trôi nhanh như sóng, ánh nắng chuyển từ sáng sớm sang chiều vàng, bóng đổ quét qua các thung lũng.</w:t>
+      </w:r>
+    </w:p>
+    <w:p>
+      <w:pPr>
+        <w:spacing w:before="0" w:after="0"/>
+        <w:shd w:val="clear" w:color="auto" w:fill="ECFDF5"/>
+        <w:ind w:left="200" w:right="200"/>
+      </w:pPr>
+      <w:r>
+        <w:rPr>
+          <w:sz w:val="21"/>
+        </w:rPr>
+        <w:t xml:space="preserve">Máy quay: toàn cảnh đứng yên trên chân máy.</w:t>
+      </w:r>
+    </w:p>
+    <w:p>
+      <w:pPr>
+        <w:spacing w:before="0" w:after="0"/>
+        <w:shd w:val="clear" w:color="auto" w:fill="ECFDF5"/>
+        <w:ind w:left="200" w:right="200"/>
+      </w:pPr>
+      <w:r>
+        <w:rPr>
+          <w:sz w:val="21"/>
+        </w:rPr>
+        <w:t xml:space="preserve">Phong cách: phim tài liệu thiên nhiên điện ảnh, siêu chi tiết, 4K.</w:t>
+      </w:r>
+    </w:p>
+    <w:p>
+      <w:pPr>
+        <w:spacing w:before="0" w:after="0"/>
+        <w:shd w:val="clear" w:color="auto" w:fill="ECFDF5"/>
+        <w:ind w:left="200" w:right="200"/>
+      </w:pPr>
+      <w:r>
+        <w:rPr>
+          <w:sz w:val="21"/>
+        </w:rPr>
+        <w:t xml:space="preserve"> </w:t>
+      </w:r>
+    </w:p>
+    <w:p>
+      <w:pPr>
+        <w:spacing w:before="0" w:after="0"/>
+        <w:shd w:val="clear" w:color="auto" w:fill="ECFDF5"/>
+        <w:ind w:left="200" w:right="200"/>
+      </w:pPr>
+      <w:r>
+        <w:rPr>
+          <w:sz w:val="21"/>
+        </w:rPr>
+        <w:t xml:space="preserve">Negative prompt: nhấp nháy, rung giật, địa hình biến dạng</w:t>
       </w:r>
     </w:p>
     <w:p>
@@ -758,6 +1369,19 @@
     </w:p>
     <w:p>
       <w:pPr>
+        <w:spacing w:before="0" w:after="40"/>
+      </w:pPr>
+      <w:r>
+        <w:rPr>
+          <w:b/>
+          <w:color w:val="6B7280"/>
+          <w:sz w:val="18"/>
+        </w:rPr>
+        <w:t xml:space="preserve">EN – Prompt gốc</w:t>
+      </w:r>
+    </w:p>
+    <w:p>
+      <w:pPr>
         <w:spacing w:before="0" w:after="0"/>
         <w:shd w:val="clear" w:color="auto" w:fill="F3F4F6"/>
         <w:ind w:left="200" w:right="200"/>
@@ -838,6 +1462,97 @@
           <w:sz w:val="21"/>
         </w:rPr>
         <w:t xml:space="preserve">Negative prompt: realistic style, distorted face, flickering</w:t>
+      </w:r>
+    </w:p>
+    <w:p>
+      <w:pPr>
+        <w:spacing w:before="120" w:after="40"/>
+      </w:pPr>
+      <w:r>
+        <w:rPr>
+          <w:b/>
+          <w:color w:val="047857"/>
+          <w:sz w:val="18"/>
+        </w:rPr>
+        <w:t xml:space="preserve">VI – Bản dịch tiếng Việt</w:t>
+      </w:r>
+    </w:p>
+    <w:p>
+      <w:pPr>
+        <w:spacing w:before="0" w:after="0"/>
+        <w:shd w:val="clear" w:color="auto" w:fill="ECFDF5"/>
+        <w:ind w:left="200" w:right="200"/>
+      </w:pPr>
+      <w:r>
+        <w:rPr>
+          <w:sz w:val="21"/>
+        </w:rPr>
+        <w:t xml:space="preserve">Hoạt hình 3D phong cách Pixar: [nhân vật: một chú mèo cam nhỏ đeo ba lô xanh] tung tăng nhảy chân sáo trên [bối cảnh: con đường rừng đầy màu sắc với những cây nấm khổng lồ], rồi dừng lại và vẫy tay chào máy quay.</w:t>
+      </w:r>
+    </w:p>
+    <w:p>
+      <w:pPr>
+        <w:spacing w:before="0" w:after="0"/>
+        <w:shd w:val="clear" w:color="auto" w:fill="ECFDF5"/>
+        <w:ind w:left="200" w:right="200"/>
+      </w:pPr>
+      <w:r>
+        <w:rPr>
+          <w:sz w:val="21"/>
+        </w:rPr>
+        <w:t xml:space="preserve">Máy quay: bám theo mượt mà, sau đó tiến vào nhẹ.</w:t>
+      </w:r>
+    </w:p>
+    <w:p>
+      <w:pPr>
+        <w:spacing w:before="0" w:after="0"/>
+        <w:shd w:val="clear" w:color="auto" w:fill="ECFDF5"/>
+        <w:ind w:left="200" w:right="200"/>
+      </w:pPr>
+      <w:r>
+        <w:rPr>
+          <w:sz w:val="21"/>
+        </w:rPr>
+        <w:t xml:space="preserve">Ánh sáng: nắng ấm mềm, các hạt sáng kỳ ảo lơ lửng.</w:t>
+      </w:r>
+    </w:p>
+    <w:p>
+      <w:pPr>
+        <w:spacing w:before="0" w:after="0"/>
+        <w:shd w:val="clear" w:color="auto" w:fill="ECFDF5"/>
+        <w:ind w:left="200" w:right="200"/>
+      </w:pPr>
+      <w:r>
+        <w:rPr>
+          <w:sz w:val="21"/>
+        </w:rPr>
+        <w:t xml:space="preserve">Phong cách: phim hoạt hình thiếu nhi, màu sắc rực rỡ, chuyển động hoạt hình nảy tưng tưng.</w:t>
+      </w:r>
+    </w:p>
+    <w:p>
+      <w:pPr>
+        <w:spacing w:before="0" w:after="0"/>
+        <w:shd w:val="clear" w:color="auto" w:fill="ECFDF5"/>
+        <w:ind w:left="200" w:right="200"/>
+      </w:pPr>
+      <w:r>
+        <w:rPr>
+          <w:sz w:val="21"/>
+        </w:rPr>
+        <w:t xml:space="preserve"> </w:t>
+      </w:r>
+    </w:p>
+    <w:p>
+      <w:pPr>
+        <w:spacing w:before="0" w:after="0"/>
+        <w:shd w:val="clear" w:color="auto" w:fill="ECFDF5"/>
+        <w:ind w:left="200" w:right="200"/>
+      </w:pPr>
+      <w:r>
+        <w:rPr>
+          <w:sz w:val="21"/>
+        </w:rPr>
+        <w:t xml:space="preserve">Negative prompt: phong cách ảnh thật, mặt biến dạng, nhấp nháy</w:t>
       </w:r>
     </w:p>
     <w:p>
@@ -855,6 +1570,19 @@
     </w:p>
     <w:p>
       <w:pPr>
+        <w:spacing w:before="0" w:after="40"/>
+      </w:pPr>
+      <w:r>
+        <w:rPr>
+          <w:b/>
+          <w:color w:val="6B7280"/>
+          <w:sz w:val="18"/>
+        </w:rPr>
+        <w:t xml:space="preserve">EN – Prompt gốc</w:t>
+      </w:r>
+    </w:p>
+    <w:p>
+      <w:pPr>
         <w:spacing w:before="0" w:after="0"/>
         <w:shd w:val="clear" w:color="auto" w:fill="F3F4F6"/>
         <w:ind w:left="200" w:right="200"/>
@@ -949,6 +1677,110 @@
           <w:sz w:val="21"/>
         </w:rPr>
         <w:t xml:space="preserve">Negative prompt: blurry, distorted face, extra limbs, morphing, flickering, text, watermark</w:t>
+      </w:r>
+    </w:p>
+    <w:p>
+      <w:pPr>
+        <w:spacing w:before="120" w:after="40"/>
+      </w:pPr>
+      <w:r>
+        <w:rPr>
+          <w:b/>
+          <w:color w:val="047857"/>
+          <w:sz w:val="18"/>
+        </w:rPr>
+        <w:t xml:space="preserve">VI – Bản dịch tiếng Việt</w:t>
+      </w:r>
+    </w:p>
+    <w:p>
+      <w:pPr>
+        <w:spacing w:before="0" w:after="0"/>
+        <w:shd w:val="clear" w:color="auto" w:fill="ECFDF5"/>
+        <w:ind w:left="200" w:right="200"/>
+      </w:pPr>
+      <w:r>
+        <w:rPr>
+          <w:sz w:val="21"/>
+        </w:rPr>
+        <w:t xml:space="preserve">[Chủ thể + đặc điểm ngắn gọn] [chuyển động chính, một hành động] trong [bối cảnh].</w:t>
+      </w:r>
+    </w:p>
+    <w:p>
+      <w:pPr>
+        <w:spacing w:before="0" w:after="0"/>
+        <w:shd w:val="clear" w:color="auto" w:fill="ECFDF5"/>
+        <w:ind w:left="200" w:right="200"/>
+      </w:pPr>
+      <w:r>
+        <w:rPr>
+          <w:sz w:val="21"/>
+        </w:rPr>
+        <w:t xml:space="preserve">[Chuyển động phụ: tóc bay, khói, nước, lá rơi…].</w:t>
+      </w:r>
+    </w:p>
+    <w:p>
+      <w:pPr>
+        <w:spacing w:before="0" w:after="0"/>
+        <w:shd w:val="clear" w:color="auto" w:fill="ECFDF5"/>
+        <w:ind w:left="200" w:right="200"/>
+      </w:pPr>
+      <w:r>
+        <w:rPr>
+          <w:sz w:val="21"/>
+        </w:rPr>
+        <w:t xml:space="preserve">Máy quay: [đứng yên / tiến vào chậm / bám theo / xoay quanh / cần cẩu nâng lên].</w:t>
+      </w:r>
+    </w:p>
+    <w:p>
+      <w:pPr>
+        <w:spacing w:before="0" w:after="0"/>
+        <w:shd w:val="clear" w:color="auto" w:fill="ECFDF5"/>
+        <w:ind w:left="200" w:right="200"/>
+      </w:pPr>
+      <w:r>
+        <w:rPr>
+          <w:sz w:val="21"/>
+        </w:rPr>
+        <w:t xml:space="preserve">Ánh sáng: [ánh sáng].</w:t>
+      </w:r>
+    </w:p>
+    <w:p>
+      <w:pPr>
+        <w:spacing w:before="0" w:after="0"/>
+        <w:shd w:val="clear" w:color="auto" w:fill="ECFDF5"/>
+        <w:ind w:left="200" w:right="200"/>
+      </w:pPr>
+      <w:r>
+        <w:rPr>
+          <w:sz w:val="21"/>
+        </w:rPr>
+        <w:t xml:space="preserve">Phong cách: [phong cách], chuyển động mượt tự nhiên.</w:t>
+      </w:r>
+    </w:p>
+    <w:p>
+      <w:pPr>
+        <w:spacing w:before="0" w:after="0"/>
+        <w:shd w:val="clear" w:color="auto" w:fill="ECFDF5"/>
+        <w:ind w:left="200" w:right="200"/>
+      </w:pPr>
+      <w:r>
+        <w:rPr>
+          <w:sz w:val="21"/>
+        </w:rPr>
+        <w:t xml:space="preserve"> </w:t>
+      </w:r>
+    </w:p>
+    <w:p>
+      <w:pPr>
+        <w:spacing w:before="0" w:after="0"/>
+        <w:shd w:val="clear" w:color="auto" w:fill="ECFDF5"/>
+        <w:ind w:left="200" w:right="200"/>
+      </w:pPr>
+      <w:r>
+        <w:rPr>
+          <w:sz w:val="21"/>
+        </w:rPr>
+        <w:t xml:space="preserve">Negative prompt: mờ, mặt biến dạng, thừa chân tay, biến hình, nhấp nháy, chữ, watermark</w:t>
       </w:r>
     </w:p>
     <w:sectPr>
